--- a/Site_scoped_linkage_with_formal_supplement_revised 1.docx
+++ b/Site_scoped_linkage_with_formal_supplement_revised 1.docx
@@ -158,7 +158,7 @@
         <w:rPr>
           <w:lang w:val="en-US"/>
         </w:rPr>
-        <w:t xml:space="preserve"> Deterministic centre-scoped UUIDs support longitudinal association for newly imported identities. They are keyed pseudonyms, not irreversible anonymous identifiers. Lawful linkage, secret separation, rotation continuity and protection against auxiliary-data attribution remain necessary.</w:t>
+        <w:t xml:space="preserve"> Deterministic centre-scoped UUIDs support association for newly imported identities. They do not make data universally anonymous. A hub recipient demonstrably lacking reasonably likely means of identification may receive non-personal data; site processing and disclosure still require their own lawful basis. This is a conditional legal argument, not a finding about the deployed hub.</w:t>
       </w:r>
       <w:r>
         <w:rPr>
@@ -1763,7 +1763,7 @@
         <w:rPr>
           <w:lang w:val="en-US"/>
         </w:rPr>
-        <w:t>A sandboxed attacker received an unlabelled dump of identity-hash rows from two synthetic centres (432 target rows per condition over three trials), an exposed key and an independent synthetic person corpus (Supplement S4). Table 2 shows that key scope bounded the exposed population.</w:t>
+        <w:t xml:space="preserve">A sandboxed attacker received unlabelled hash, local UUIDv8 or hub UUIDv8 rows from two synthetic centres (432 target rows per condition over three trials), an independent synthetic person corpus and the key specified by each condition. Target UUIDs were generated by production helpers; the isolated attacker independently evaluated patient hash → local UUIDv8 → hub UUIDv8. The hub context was known except in the wrong-hub control. Table 2 records the new measured results and repeated hash controls.</w:t>
       </w:r>
     </w:p>
     <w:p xmlns:wp14="http://schemas.microsoft.com/office/word/2010/wordml" wp14:textId="77777777">
@@ -1781,7 +1781,7 @@
           <w:szCs w:val="18"/>
           <w:lang w:val="en-US"/>
         </w:rPr>
-        <w:t>Table 2.</w:t>
+        <w:t xml:space="preserve">Table 2. Additional identity assignments after key exposure: current UUID mapping and repeated hash controls, 23 October 2026. Sums across three synthetic trials per condition; not population estimates. Slash-separated controls were measured separately, not pooled.</w:t>
       </w:r>
       <w:r>
         <w:rPr>
@@ -1790,7 +1790,7 @@
           <w:szCs w:val="18"/>
           <w:lang w:val="en-US"/>
         </w:rPr>
-        <w:t xml:space="preserve"> Additional identity gain after key exposure (sums over three synthetic trials; not population estimates).</w:t>
+        <w:t xml:space="preserve"/>
       </w:r>
     </w:p>
     <w:tbl>
@@ -1844,7 +1844,7 @@
                 <w:szCs w:val="17"/>
                 <w:lang w:val="de-DE"/>
               </w:rPr>
-              <w:t>Exposed key</w:t>
+              <w:t xml:space="preserve">Mapping and exposure condition</w:t>
             </w:r>
           </w:p>
         </w:tc>
@@ -1877,7 +1877,7 @@
                 <w:szCs w:val="17"/>
                 <w:lang w:val="de-DE"/>
               </w:rPr>
-              <w:t>Digest matches</w:t>
+              <w:t xml:space="preserve">Token matches</w:t>
             </w:r>
           </w:p>
         </w:tc>
@@ -1978,7 +1978,7 @@
                 <w:szCs w:val="17"/>
                 <w:lang w:val="de-DE"/>
               </w:rPr>
-              <w:t>Shared key of both centres</w:t>
+              <w:t xml:space="preserve">Hash control: Shared key of both centres</w:t>
             </w:r>
           </w:p>
         </w:tc>
@@ -2100,7 +2100,7 @@
                 <w:szCs w:val="17"/>
                 <w:lang w:val="de-DE"/>
               </w:rPr>
-              <w:t>Independent local key of one centre</w:t>
+              <w:t xml:space="preserve">Hash control: Independent local key of one centre</w:t>
             </w:r>
           </w:p>
         </w:tc>
@@ -2222,7 +2222,7 @@
                 <w:szCs w:val="17"/>
                 <w:lang w:val="de-DE"/>
               </w:rPr>
-              <w:t>Wrong key</w:t>
+              <w:t xml:space="preserve">Hash control: Wrong key</w:t>
             </w:r>
           </w:p>
         </w:tc>
@@ -2344,7 +2344,983 @@
                 <w:szCs w:val="17"/>
                 <w:lang w:val="de-DE"/>
               </w:rPr>
-              <w:t>Shared key, rows already labelled (control)</w:t>
+              <w:t xml:space="preserve">Hash control: Shared key, rows already labelled (control)</w:t>
+            </w:r>
+          </w:p>
+        </w:tc>
+        <w:tc>
+          <w:tcPr>
+            <w:tcW w:w="1600" w:type="dxa"/>
+            <w:tcBorders>
+              <w:top w:val="single" w:color="BFC7D3" w:sz="4"/>
+              <w:left w:val="single" w:color="BFC7D3" w:sz="4"/>
+              <w:bottom w:val="single" w:color="BFC7D3" w:sz="4"/>
+              <w:right w:val="single" w:color="BFC7D3" w:sz="4"/>
+            </w:tcBorders>
+            <w:tcMar>
+              <w:top w:w="60" w:type="dxa"/>
+              <w:left w:w="100" w:type="dxa"/>
+              <w:bottom w:w="60" w:type="dxa"/>
+              <w:right w:w="100" w:type="dxa"/>
+            </w:tcMar>
+          </w:tcPr>
+          <w:p wp14:textId="77777777">
+            <w:pPr>
+              <w:spacing w:after="0" w:line="240"/>
+            </w:pPr>
+            <w:r>
+              <w:rPr>
+                <w:sz w:val="17"/>
+                <w:szCs w:val="17"/>
+              </w:rPr>
+              <w:t xml:space="preserve">192</w:t>
+            </w:r>
+          </w:p>
+        </w:tc>
+        <w:tc>
+          <w:tcPr>
+            <w:tcW w:w="1800" w:type="dxa"/>
+            <w:tcBorders>
+              <w:top w:val="single" w:color="BFC7D3" w:sz="4"/>
+              <w:left w:val="single" w:color="BFC7D3" w:sz="4"/>
+              <w:bottom w:val="single" w:color="BFC7D3" w:sz="4"/>
+              <w:right w:val="single" w:color="BFC7D3" w:sz="4"/>
+            </w:tcBorders>
+            <w:tcMar>
+              <w:top w:w="60" w:type="dxa"/>
+              <w:left w:w="100" w:type="dxa"/>
+              <w:bottom w:w="60" w:type="dxa"/>
+              <w:right w:w="100" w:type="dxa"/>
+            </w:tcMar>
+          </w:tcPr>
+          <w:p wp14:textId="77777777">
+            <w:pPr>
+              <w:spacing w:after="0" w:line="240"/>
+            </w:pPr>
+            <w:r>
+              <w:rPr>
+                <w:sz w:val="17"/>
+                <w:szCs w:val="17"/>
+              </w:rPr>
+              <w:t xml:space="preserve">0</w:t>
+            </w:r>
+          </w:p>
+        </w:tc>
+        <w:tc>
+          <w:tcPr>
+            <w:tcW w:w="1400" w:type="dxa"/>
+            <w:tcBorders>
+              <w:top w:val="single" w:color="BFC7D3" w:sz="4"/>
+              <w:left w:val="single" w:color="BFC7D3" w:sz="4"/>
+              <w:bottom w:val="single" w:color="BFC7D3" w:sz="4"/>
+              <w:right w:val="single" w:color="BFC7D3" w:sz="4"/>
+            </w:tcBorders>
+            <w:tcMar>
+              <w:top w:w="60" w:type="dxa"/>
+              <w:left w:w="100" w:type="dxa"/>
+              <w:bottom w:w="60" w:type="dxa"/>
+              <w:right w:w="100" w:type="dxa"/>
+            </w:tcMar>
+          </w:tcPr>
+          <w:p wp14:textId="77777777">
+            <w:pPr>
+              <w:spacing w:after="0" w:line="240"/>
+            </w:pPr>
+            <w:r>
+              <w:rPr>
+                <w:sz w:val="17"/>
+                <w:szCs w:val="17"/>
+              </w:rPr>
+              <w:t xml:space="preserve">0</w:t>
+            </w:r>
+          </w:p>
+        </w:tc>
+      </w:tr>
+      <w:tr xmlns:wp14="http://schemas.microsoft.com/office/word/2010/wordml" wp14:textId="77777777">
+        <w:trPr>
+          <w:cantSplit/>
+        </w:trPr>
+        <w:tc>
+          <w:tcPr>
+            <w:tcW w:w="4226" w:type="dxa"/>
+            <w:tcBorders>
+              <w:top w:val="single" w:color="BFC7D3" w:sz="4"/>
+              <w:left w:val="single" w:color="BFC7D3" w:sz="4"/>
+              <w:bottom w:val="single" w:color="BFC7D3" w:sz="4"/>
+              <w:right w:val="single" w:color="BFC7D3" w:sz="4"/>
+            </w:tcBorders>
+            <w:tcMar>
+              <w:top w:w="60" w:type="dxa"/>
+              <w:left w:w="100" w:type="dxa"/>
+              <w:bottom w:w="60" w:type="dxa"/>
+              <w:right w:w="100" w:type="dxa"/>
+            </w:tcMar>
+          </w:tcPr>
+          <w:p wp14:textId="77777777">
+            <w:pPr>
+              <w:spacing w:after="0" w:line="240" w:lineRule="auto"/>
+            </w:pPr>
+            <w:r>
+              <w:rPr>
+                <w:sz w:val="17"/>
+                <w:szCs w:val="17"/>
+                <w:lang w:val="de-DE"/>
+              </w:rPr>
+              <w:t xml:space="preserve">Current local UUIDv8; shared key exposed</w:t>
+            </w:r>
+          </w:p>
+        </w:tc>
+        <w:tc>
+          <w:tcPr>
+            <w:tcW w:w="1600" w:type="dxa"/>
+            <w:tcBorders>
+              <w:top w:val="single" w:color="BFC7D3" w:sz="4"/>
+              <w:left w:val="single" w:color="BFC7D3" w:sz="4"/>
+              <w:bottom w:val="single" w:color="BFC7D3" w:sz="4"/>
+              <w:right w:val="single" w:color="BFC7D3" w:sz="4"/>
+            </w:tcBorders>
+            <w:tcMar>
+              <w:top w:w="60" w:type="dxa"/>
+              <w:left w:w="100" w:type="dxa"/>
+              <w:bottom w:w="60" w:type="dxa"/>
+              <w:right w:w="100" w:type="dxa"/>
+            </w:tcMar>
+          </w:tcPr>
+          <w:p wp14:textId="77777777">
+            <w:pPr>
+              <w:spacing w:after="0" w:line="240"/>
+            </w:pPr>
+            <w:r>
+              <w:rPr>
+                <w:sz w:val="17"/>
+                <w:szCs w:val="17"/>
+              </w:rPr>
+              <w:t xml:space="preserve">192</w:t>
+            </w:r>
+          </w:p>
+        </w:tc>
+        <w:tc>
+          <w:tcPr>
+            <w:tcW w:w="1800" w:type="dxa"/>
+            <w:tcBorders>
+              <w:top w:val="single" w:color="BFC7D3" w:sz="4"/>
+              <w:left w:val="single" w:color="BFC7D3" w:sz="4"/>
+              <w:bottom w:val="single" w:color="BFC7D3" w:sz="4"/>
+              <w:right w:val="single" w:color="BFC7D3" w:sz="4"/>
+            </w:tcBorders>
+            <w:tcMar>
+              <w:top w:w="60" w:type="dxa"/>
+              <w:left w:w="100" w:type="dxa"/>
+              <w:bottom w:w="60" w:type="dxa"/>
+              <w:right w:w="100" w:type="dxa"/>
+            </w:tcMar>
+          </w:tcPr>
+          <w:p wp14:textId="77777777">
+            <w:pPr>
+              <w:spacing w:after="0" w:line="240"/>
+            </w:pPr>
+            <w:r>
+              <w:rPr>
+                <w:sz w:val="17"/>
+                <w:szCs w:val="17"/>
+              </w:rPr>
+              <w:t xml:space="preserve">144</w:t>
+            </w:r>
+          </w:p>
+        </w:tc>
+        <w:tc>
+          <w:tcPr>
+            <w:tcW w:w="1400" w:type="dxa"/>
+            <w:tcBorders>
+              <w:top w:val="single" w:color="BFC7D3" w:sz="4"/>
+              <w:left w:val="single" w:color="BFC7D3" w:sz="4"/>
+              <w:bottom w:val="single" w:color="BFC7D3" w:sz="4"/>
+              <w:right w:val="single" w:color="BFC7D3" w:sz="4"/>
+            </w:tcBorders>
+            <w:tcMar>
+              <w:top w:w="60" w:type="dxa"/>
+              <w:left w:w="100" w:type="dxa"/>
+              <w:bottom w:w="60" w:type="dxa"/>
+              <w:right w:w="100" w:type="dxa"/>
+            </w:tcMar>
+          </w:tcPr>
+          <w:p wp14:textId="77777777">
+            <w:pPr>
+              <w:spacing w:after="0" w:line="240"/>
+            </w:pPr>
+            <w:r>
+              <w:rPr>
+                <w:sz w:val="17"/>
+                <w:szCs w:val="17"/>
+              </w:rPr>
+              <w:t xml:space="preserve">12</w:t>
+            </w:r>
+          </w:p>
+        </w:tc>
+      </w:tr>
+      <w:tr xmlns:wp14="http://schemas.microsoft.com/office/word/2010/wordml" wp14:textId="77777777">
+        <w:trPr>
+          <w:cantSplit/>
+        </w:trPr>
+        <w:tc>
+          <w:tcPr>
+            <w:tcW w:w="4226" w:type="dxa"/>
+            <w:tcBorders>
+              <w:top w:val="single" w:color="BFC7D3" w:sz="4"/>
+              <w:left w:val="single" w:color="BFC7D3" w:sz="4"/>
+              <w:bottom w:val="single" w:color="BFC7D3" w:sz="4"/>
+              <w:right w:val="single" w:color="BFC7D3" w:sz="4"/>
+            </w:tcBorders>
+            <w:tcMar>
+              <w:top w:w="60" w:type="dxa"/>
+              <w:left w:w="100" w:type="dxa"/>
+              <w:bottom w:w="60" w:type="dxa"/>
+              <w:right w:w="100" w:type="dxa"/>
+            </w:tcMar>
+          </w:tcPr>
+          <w:p wp14:textId="77777777">
+            <w:pPr>
+              <w:spacing w:after="0" w:line="240" w:lineRule="auto"/>
+            </w:pPr>
+            <w:r>
+              <w:rPr>
+                <w:sz w:val="17"/>
+                <w:szCs w:val="17"/>
+                <w:lang w:val="de-DE"/>
+              </w:rPr>
+              <w:t xml:space="preserve">Current hub UUIDv8; shared key exposed</w:t>
+            </w:r>
+          </w:p>
+        </w:tc>
+        <w:tc>
+          <w:tcPr>
+            <w:tcW w:w="1600" w:type="dxa"/>
+            <w:tcBorders>
+              <w:top w:val="single" w:color="BFC7D3" w:sz="4"/>
+              <w:left w:val="single" w:color="BFC7D3" w:sz="4"/>
+              <w:bottom w:val="single" w:color="BFC7D3" w:sz="4"/>
+              <w:right w:val="single" w:color="BFC7D3" w:sz="4"/>
+            </w:tcBorders>
+            <w:tcMar>
+              <w:top w:w="60" w:type="dxa"/>
+              <w:left w:w="100" w:type="dxa"/>
+              <w:bottom w:w="60" w:type="dxa"/>
+              <w:right w:w="100" w:type="dxa"/>
+            </w:tcMar>
+          </w:tcPr>
+          <w:p wp14:textId="77777777">
+            <w:pPr>
+              <w:spacing w:after="0" w:line="240"/>
+            </w:pPr>
+            <w:r>
+              <w:rPr>
+                <w:sz w:val="17"/>
+                <w:szCs w:val="17"/>
+              </w:rPr>
+              <w:t xml:space="preserve">192</w:t>
+            </w:r>
+          </w:p>
+        </w:tc>
+        <w:tc>
+          <w:tcPr>
+            <w:tcW w:w="1800" w:type="dxa"/>
+            <w:tcBorders>
+              <w:top w:val="single" w:color="BFC7D3" w:sz="4"/>
+              <w:left w:val="single" w:color="BFC7D3" w:sz="4"/>
+              <w:bottom w:val="single" w:color="BFC7D3" w:sz="4"/>
+              <w:right w:val="single" w:color="BFC7D3" w:sz="4"/>
+            </w:tcBorders>
+            <w:tcMar>
+              <w:top w:w="60" w:type="dxa"/>
+              <w:left w:w="100" w:type="dxa"/>
+              <w:bottom w:w="60" w:type="dxa"/>
+              <w:right w:w="100" w:type="dxa"/>
+            </w:tcMar>
+          </w:tcPr>
+          <w:p wp14:textId="77777777">
+            <w:pPr>
+              <w:spacing w:after="0" w:line="240"/>
+            </w:pPr>
+            <w:r>
+              <w:rPr>
+                <w:sz w:val="17"/>
+                <w:szCs w:val="17"/>
+              </w:rPr>
+              <w:t xml:space="preserve">144</w:t>
+            </w:r>
+          </w:p>
+        </w:tc>
+        <w:tc>
+          <w:tcPr>
+            <w:tcW w:w="1400" w:type="dxa"/>
+            <w:tcBorders>
+              <w:top w:val="single" w:color="BFC7D3" w:sz="4"/>
+              <w:left w:val="single" w:color="BFC7D3" w:sz="4"/>
+              <w:bottom w:val="single" w:color="BFC7D3" w:sz="4"/>
+              <w:right w:val="single" w:color="BFC7D3" w:sz="4"/>
+            </w:tcBorders>
+            <w:tcMar>
+              <w:top w:w="60" w:type="dxa"/>
+              <w:left w:w="100" w:type="dxa"/>
+              <w:bottom w:w="60" w:type="dxa"/>
+              <w:right w:w="100" w:type="dxa"/>
+            </w:tcMar>
+          </w:tcPr>
+          <w:p wp14:textId="77777777">
+            <w:pPr>
+              <w:spacing w:after="0" w:line="240"/>
+            </w:pPr>
+            <w:r>
+              <w:rPr>
+                <w:sz w:val="17"/>
+                <w:szCs w:val="17"/>
+              </w:rPr>
+              <w:t xml:space="preserve">12</w:t>
+            </w:r>
+          </w:p>
+        </w:tc>
+      </w:tr>
+      <w:tr xmlns:wp14="http://schemas.microsoft.com/office/word/2010/wordml" wp14:textId="77777777">
+        <w:trPr>
+          <w:cantSplit/>
+        </w:trPr>
+        <w:tc>
+          <w:tcPr>
+            <w:tcW w:w="4226" w:type="dxa"/>
+            <w:tcBorders>
+              <w:top w:val="single" w:color="BFC7D3" w:sz="4"/>
+              <w:left w:val="single" w:color="BFC7D3" w:sz="4"/>
+              <w:bottom w:val="single" w:color="BFC7D3" w:sz="4"/>
+              <w:right w:val="single" w:color="BFC7D3" w:sz="4"/>
+            </w:tcBorders>
+            <w:tcMar>
+              <w:top w:w="60" w:type="dxa"/>
+              <w:left w:w="100" w:type="dxa"/>
+              <w:bottom w:w="60" w:type="dxa"/>
+              <w:right w:w="100" w:type="dxa"/>
+            </w:tcMar>
+          </w:tcPr>
+          <w:p wp14:textId="77777777">
+            <w:pPr>
+              <w:spacing w:after="0" w:line="240" w:lineRule="auto"/>
+            </w:pPr>
+            <w:r>
+              <w:rPr>
+                <w:sz w:val="17"/>
+                <w:szCs w:val="17"/>
+                <w:lang w:val="de-DE"/>
+              </w:rPr>
+              <w:t xml:space="preserve">Current local UUIDv8; one independent centre key exposed</w:t>
+            </w:r>
+          </w:p>
+        </w:tc>
+        <w:tc>
+          <w:tcPr>
+            <w:tcW w:w="1600" w:type="dxa"/>
+            <w:tcBorders>
+              <w:top w:val="single" w:color="BFC7D3" w:sz="4"/>
+              <w:left w:val="single" w:color="BFC7D3" w:sz="4"/>
+              <w:bottom w:val="single" w:color="BFC7D3" w:sz="4"/>
+              <w:right w:val="single" w:color="BFC7D3" w:sz="4"/>
+            </w:tcBorders>
+            <w:tcMar>
+              <w:top w:w="60" w:type="dxa"/>
+              <w:left w:w="100" w:type="dxa"/>
+              <w:bottom w:w="60" w:type="dxa"/>
+              <w:right w:w="100" w:type="dxa"/>
+            </w:tcMar>
+          </w:tcPr>
+          <w:p wp14:textId="77777777">
+            <w:pPr>
+              <w:spacing w:after="0" w:line="240"/>
+            </w:pPr>
+            <w:r>
+              <w:rPr>
+                <w:sz w:val="17"/>
+                <w:szCs w:val="17"/>
+              </w:rPr>
+              <w:t xml:space="preserve">96</w:t>
+            </w:r>
+          </w:p>
+        </w:tc>
+        <w:tc>
+          <w:tcPr>
+            <w:tcW w:w="1800" w:type="dxa"/>
+            <w:tcBorders>
+              <w:top w:val="single" w:color="BFC7D3" w:sz="4"/>
+              <w:left w:val="single" w:color="BFC7D3" w:sz="4"/>
+              <w:bottom w:val="single" w:color="BFC7D3" w:sz="4"/>
+              <w:right w:val="single" w:color="BFC7D3" w:sz="4"/>
+            </w:tcBorders>
+            <w:tcMar>
+              <w:top w:w="60" w:type="dxa"/>
+              <w:left w:w="100" w:type="dxa"/>
+              <w:bottom w:w="60" w:type="dxa"/>
+              <w:right w:w="100" w:type="dxa"/>
+            </w:tcMar>
+          </w:tcPr>
+          <w:p wp14:textId="77777777">
+            <w:pPr>
+              <w:spacing w:after="0" w:line="240"/>
+            </w:pPr>
+            <w:r>
+              <w:rPr>
+                <w:sz w:val="17"/>
+                <w:szCs w:val="17"/>
+              </w:rPr>
+              <w:t xml:space="preserve">72</w:t>
+            </w:r>
+          </w:p>
+        </w:tc>
+        <w:tc>
+          <w:tcPr>
+            <w:tcW w:w="1400" w:type="dxa"/>
+            <w:tcBorders>
+              <w:top w:val="single" w:color="BFC7D3" w:sz="4"/>
+              <w:left w:val="single" w:color="BFC7D3" w:sz="4"/>
+              <w:bottom w:val="single" w:color="BFC7D3" w:sz="4"/>
+              <w:right w:val="single" w:color="BFC7D3" w:sz="4"/>
+            </w:tcBorders>
+            <w:tcMar>
+              <w:top w:w="60" w:type="dxa"/>
+              <w:left w:w="100" w:type="dxa"/>
+              <w:bottom w:w="60" w:type="dxa"/>
+              <w:right w:w="100" w:type="dxa"/>
+            </w:tcMar>
+          </w:tcPr>
+          <w:p wp14:textId="77777777">
+            <w:pPr>
+              <w:spacing w:after="0" w:line="240"/>
+            </w:pPr>
+            <w:r>
+              <w:rPr>
+                <w:sz w:val="17"/>
+                <w:szCs w:val="17"/>
+              </w:rPr>
+              <w:t xml:space="preserve">6</w:t>
+            </w:r>
+          </w:p>
+        </w:tc>
+      </w:tr>
+      <w:tr xmlns:wp14="http://schemas.microsoft.com/office/word/2010/wordml" wp14:textId="77777777">
+        <w:trPr>
+          <w:cantSplit/>
+        </w:trPr>
+        <w:tc>
+          <w:tcPr>
+            <w:tcW w:w="4226" w:type="dxa"/>
+            <w:tcBorders>
+              <w:top w:val="single" w:color="BFC7D3" w:sz="4"/>
+              <w:left w:val="single" w:color="BFC7D3" w:sz="4"/>
+              <w:bottom w:val="single" w:color="BFC7D3" w:sz="4"/>
+              <w:right w:val="single" w:color="BFC7D3" w:sz="4"/>
+            </w:tcBorders>
+            <w:tcMar>
+              <w:top w:w="60" w:type="dxa"/>
+              <w:left w:w="100" w:type="dxa"/>
+              <w:bottom w:w="60" w:type="dxa"/>
+              <w:right w:w="100" w:type="dxa"/>
+            </w:tcMar>
+          </w:tcPr>
+          <w:p wp14:textId="77777777">
+            <w:pPr>
+              <w:spacing w:after="0" w:line="240" w:lineRule="auto"/>
+            </w:pPr>
+            <w:r>
+              <w:rPr>
+                <w:sz w:val="17"/>
+                <w:szCs w:val="17"/>
+                <w:lang w:val="de-DE"/>
+              </w:rPr>
+              <w:t xml:space="preserve">Current hub UUIDv8; one independent centre key exposed</w:t>
+            </w:r>
+          </w:p>
+        </w:tc>
+        <w:tc>
+          <w:tcPr>
+            <w:tcW w:w="1600" w:type="dxa"/>
+            <w:tcBorders>
+              <w:top w:val="single" w:color="BFC7D3" w:sz="4"/>
+              <w:left w:val="single" w:color="BFC7D3" w:sz="4"/>
+              <w:bottom w:val="single" w:color="BFC7D3" w:sz="4"/>
+              <w:right w:val="single" w:color="BFC7D3" w:sz="4"/>
+            </w:tcBorders>
+            <w:tcMar>
+              <w:top w:w="60" w:type="dxa"/>
+              <w:left w:w="100" w:type="dxa"/>
+              <w:bottom w:w="60" w:type="dxa"/>
+              <w:right w:w="100" w:type="dxa"/>
+            </w:tcMar>
+          </w:tcPr>
+          <w:p wp14:textId="77777777">
+            <w:pPr>
+              <w:spacing w:after="0" w:line="240"/>
+            </w:pPr>
+            <w:r>
+              <w:rPr>
+                <w:sz w:val="17"/>
+                <w:szCs w:val="17"/>
+              </w:rPr>
+              <w:t xml:space="preserve">96</w:t>
+            </w:r>
+          </w:p>
+        </w:tc>
+        <w:tc>
+          <w:tcPr>
+            <w:tcW w:w="1800" w:type="dxa"/>
+            <w:tcBorders>
+              <w:top w:val="single" w:color="BFC7D3" w:sz="4"/>
+              <w:left w:val="single" w:color="BFC7D3" w:sz="4"/>
+              <w:bottom w:val="single" w:color="BFC7D3" w:sz="4"/>
+              <w:right w:val="single" w:color="BFC7D3" w:sz="4"/>
+            </w:tcBorders>
+            <w:tcMar>
+              <w:top w:w="60" w:type="dxa"/>
+              <w:left w:w="100" w:type="dxa"/>
+              <w:bottom w:w="60" w:type="dxa"/>
+              <w:right w:w="100" w:type="dxa"/>
+            </w:tcMar>
+          </w:tcPr>
+          <w:p wp14:textId="77777777">
+            <w:pPr>
+              <w:spacing w:after="0" w:line="240"/>
+            </w:pPr>
+            <w:r>
+              <w:rPr>
+                <w:sz w:val="17"/>
+                <w:szCs w:val="17"/>
+              </w:rPr>
+              <w:t xml:space="preserve">72</w:t>
+            </w:r>
+          </w:p>
+        </w:tc>
+        <w:tc>
+          <w:tcPr>
+            <w:tcW w:w="1400" w:type="dxa"/>
+            <w:tcBorders>
+              <w:top w:val="single" w:color="BFC7D3" w:sz="4"/>
+              <w:left w:val="single" w:color="BFC7D3" w:sz="4"/>
+              <w:bottom w:val="single" w:color="BFC7D3" w:sz="4"/>
+              <w:right w:val="single" w:color="BFC7D3" w:sz="4"/>
+            </w:tcBorders>
+            <w:tcMar>
+              <w:top w:w="60" w:type="dxa"/>
+              <w:left w:w="100" w:type="dxa"/>
+              <w:bottom w:w="60" w:type="dxa"/>
+              <w:right w:w="100" w:type="dxa"/>
+            </w:tcMar>
+          </w:tcPr>
+          <w:p wp14:textId="77777777">
+            <w:pPr>
+              <w:spacing w:after="0" w:line="240"/>
+            </w:pPr>
+            <w:r>
+              <w:rPr>
+                <w:sz w:val="17"/>
+                <w:szCs w:val="17"/>
+              </w:rPr>
+              <w:t xml:space="preserve">6</w:t>
+            </w:r>
+          </w:p>
+        </w:tc>
+      </w:tr>
+      <w:tr xmlns:wp14="http://schemas.microsoft.com/office/word/2010/wordml" wp14:textId="77777777">
+        <w:trPr>
+          <w:cantSplit/>
+        </w:trPr>
+        <w:tc>
+          <w:tcPr>
+            <w:tcW w:w="4226" w:type="dxa"/>
+            <w:tcBorders>
+              <w:top w:val="single" w:color="BFC7D3" w:sz="4"/>
+              <w:left w:val="single" w:color="BFC7D3" w:sz="4"/>
+              <w:bottom w:val="single" w:color="BFC7D3" w:sz="4"/>
+              <w:right w:val="single" w:color="BFC7D3" w:sz="4"/>
+            </w:tcBorders>
+            <w:tcMar>
+              <w:top w:w="60" w:type="dxa"/>
+              <w:left w:w="100" w:type="dxa"/>
+              <w:bottom w:w="60" w:type="dxa"/>
+              <w:right w:w="100" w:type="dxa"/>
+            </w:tcMar>
+          </w:tcPr>
+          <w:p wp14:textId="77777777">
+            <w:pPr>
+              <w:spacing w:after="0" w:line="240" w:lineRule="auto"/>
+            </w:pPr>
+            <w:r>
+              <w:rPr>
+                <w:sz w:val="17"/>
+                <w:szCs w:val="17"/>
+                <w:lang w:val="de-DE"/>
+              </w:rPr>
+              <w:t xml:space="preserve">Current local UUIDv8; no key / wrong key (separate controls)</w:t>
+            </w:r>
+          </w:p>
+        </w:tc>
+        <w:tc>
+          <w:tcPr>
+            <w:tcW w:w="1600" w:type="dxa"/>
+            <w:tcBorders>
+              <w:top w:val="single" w:color="BFC7D3" w:sz="4"/>
+              <w:left w:val="single" w:color="BFC7D3" w:sz="4"/>
+              <w:bottom w:val="single" w:color="BFC7D3" w:sz="4"/>
+              <w:right w:val="single" w:color="BFC7D3" w:sz="4"/>
+            </w:tcBorders>
+            <w:tcMar>
+              <w:top w:w="60" w:type="dxa"/>
+              <w:left w:w="100" w:type="dxa"/>
+              <w:bottom w:w="60" w:type="dxa"/>
+              <w:right w:w="100" w:type="dxa"/>
+            </w:tcMar>
+          </w:tcPr>
+          <w:p wp14:textId="77777777">
+            <w:pPr>
+              <w:spacing w:after="0" w:line="240"/>
+            </w:pPr>
+            <w:r>
+              <w:rPr>
+                <w:sz w:val="17"/>
+                <w:szCs w:val="17"/>
+              </w:rPr>
+              <w:t xml:space="preserve">0</w:t>
+            </w:r>
+          </w:p>
+        </w:tc>
+        <w:tc>
+          <w:tcPr>
+            <w:tcW w:w="1800" w:type="dxa"/>
+            <w:tcBorders>
+              <w:top w:val="single" w:color="BFC7D3" w:sz="4"/>
+              <w:left w:val="single" w:color="BFC7D3" w:sz="4"/>
+              <w:bottom w:val="single" w:color="BFC7D3" w:sz="4"/>
+              <w:right w:val="single" w:color="BFC7D3" w:sz="4"/>
+            </w:tcBorders>
+            <w:tcMar>
+              <w:top w:w="60" w:type="dxa"/>
+              <w:left w:w="100" w:type="dxa"/>
+              <w:bottom w:w="60" w:type="dxa"/>
+              <w:right w:w="100" w:type="dxa"/>
+            </w:tcMar>
+          </w:tcPr>
+          <w:p wp14:textId="77777777">
+            <w:pPr>
+              <w:spacing w:after="0" w:line="240"/>
+            </w:pPr>
+            <w:r>
+              <w:rPr>
+                <w:sz w:val="17"/>
+                <w:szCs w:val="17"/>
+              </w:rPr>
+              <w:t xml:space="preserve">0</w:t>
+            </w:r>
+          </w:p>
+        </w:tc>
+        <w:tc>
+          <w:tcPr>
+            <w:tcW w:w="1400" w:type="dxa"/>
+            <w:tcBorders>
+              <w:top w:val="single" w:color="BFC7D3" w:sz="4"/>
+              <w:left w:val="single" w:color="BFC7D3" w:sz="4"/>
+              <w:bottom w:val="single" w:color="BFC7D3" w:sz="4"/>
+              <w:right w:val="single" w:color="BFC7D3" w:sz="4"/>
+            </w:tcBorders>
+            <w:tcMar>
+              <w:top w:w="60" w:type="dxa"/>
+              <w:left w:w="100" w:type="dxa"/>
+              <w:bottom w:w="60" w:type="dxa"/>
+              <w:right w:w="100" w:type="dxa"/>
+            </w:tcMar>
+          </w:tcPr>
+          <w:p wp14:textId="77777777">
+            <w:pPr>
+              <w:spacing w:after="0" w:line="240"/>
+            </w:pPr>
+            <w:r>
+              <w:rPr>
+                <w:sz w:val="17"/>
+                <w:szCs w:val="17"/>
+              </w:rPr>
+              <w:t xml:space="preserve">0</w:t>
+            </w:r>
+          </w:p>
+        </w:tc>
+      </w:tr>
+      <w:tr xmlns:wp14="http://schemas.microsoft.com/office/word/2010/wordml" wp14:textId="77777777">
+        <w:trPr>
+          <w:cantSplit/>
+        </w:trPr>
+        <w:tc>
+          <w:tcPr>
+            <w:tcW w:w="4226" w:type="dxa"/>
+            <w:tcBorders>
+              <w:top w:val="single" w:color="BFC7D3" w:sz="4"/>
+              <w:left w:val="single" w:color="BFC7D3" w:sz="4"/>
+              <w:bottom w:val="single" w:color="BFC7D3" w:sz="4"/>
+              <w:right w:val="single" w:color="BFC7D3" w:sz="4"/>
+            </w:tcBorders>
+            <w:tcMar>
+              <w:top w:w="60" w:type="dxa"/>
+              <w:left w:w="100" w:type="dxa"/>
+              <w:bottom w:w="60" w:type="dxa"/>
+              <w:right w:w="100" w:type="dxa"/>
+            </w:tcMar>
+          </w:tcPr>
+          <w:p wp14:textId="77777777">
+            <w:pPr>
+              <w:spacing w:after="0" w:line="240" w:lineRule="auto"/>
+            </w:pPr>
+            <w:r>
+              <w:rPr>
+                <w:sz w:val="17"/>
+                <w:szCs w:val="17"/>
+                <w:lang w:val="de-DE"/>
+              </w:rPr>
+              <w:t xml:space="preserve">Current hub UUIDv8; no key / wrong key / wrong hub (separate controls)</w:t>
+            </w:r>
+          </w:p>
+        </w:tc>
+        <w:tc>
+          <w:tcPr>
+            <w:tcW w:w="1600" w:type="dxa"/>
+            <w:tcBorders>
+              <w:top w:val="single" w:color="BFC7D3" w:sz="4"/>
+              <w:left w:val="single" w:color="BFC7D3" w:sz="4"/>
+              <w:bottom w:val="single" w:color="BFC7D3" w:sz="4"/>
+              <w:right w:val="single" w:color="BFC7D3" w:sz="4"/>
+            </w:tcBorders>
+            <w:tcMar>
+              <w:top w:w="60" w:type="dxa"/>
+              <w:left w:w="100" w:type="dxa"/>
+              <w:bottom w:w="60" w:type="dxa"/>
+              <w:right w:w="100" w:type="dxa"/>
+            </w:tcMar>
+          </w:tcPr>
+          <w:p wp14:textId="77777777">
+            <w:pPr>
+              <w:spacing w:after="0" w:line="240"/>
+            </w:pPr>
+            <w:r>
+              <w:rPr>
+                <w:sz w:val="17"/>
+                <w:szCs w:val="17"/>
+              </w:rPr>
+              <w:t xml:space="preserve">0</w:t>
+            </w:r>
+          </w:p>
+        </w:tc>
+        <w:tc>
+          <w:tcPr>
+            <w:tcW w:w="1800" w:type="dxa"/>
+            <w:tcBorders>
+              <w:top w:val="single" w:color="BFC7D3" w:sz="4"/>
+              <w:left w:val="single" w:color="BFC7D3" w:sz="4"/>
+              <w:bottom w:val="single" w:color="BFC7D3" w:sz="4"/>
+              <w:right w:val="single" w:color="BFC7D3" w:sz="4"/>
+            </w:tcBorders>
+            <w:tcMar>
+              <w:top w:w="60" w:type="dxa"/>
+              <w:left w:w="100" w:type="dxa"/>
+              <w:bottom w:w="60" w:type="dxa"/>
+              <w:right w:w="100" w:type="dxa"/>
+            </w:tcMar>
+          </w:tcPr>
+          <w:p wp14:textId="77777777">
+            <w:pPr>
+              <w:spacing w:after="0" w:line="240"/>
+            </w:pPr>
+            <w:r>
+              <w:rPr>
+                <w:sz w:val="17"/>
+                <w:szCs w:val="17"/>
+              </w:rPr>
+              <w:t xml:space="preserve">0</w:t>
+            </w:r>
+          </w:p>
+        </w:tc>
+        <w:tc>
+          <w:tcPr>
+            <w:tcW w:w="1400" w:type="dxa"/>
+            <w:tcBorders>
+              <w:top w:val="single" w:color="BFC7D3" w:sz="4"/>
+              <w:left w:val="single" w:color="BFC7D3" w:sz="4"/>
+              <w:bottom w:val="single" w:color="BFC7D3" w:sz="4"/>
+              <w:right w:val="single" w:color="BFC7D3" w:sz="4"/>
+            </w:tcBorders>
+            <w:tcMar>
+              <w:top w:w="60" w:type="dxa"/>
+              <w:left w:w="100" w:type="dxa"/>
+              <w:bottom w:w="60" w:type="dxa"/>
+              <w:right w:w="100" w:type="dxa"/>
+            </w:tcMar>
+          </w:tcPr>
+          <w:p wp14:textId="77777777">
+            <w:pPr>
+              <w:spacing w:after="0" w:line="240"/>
+            </w:pPr>
+            <w:r>
+              <w:rPr>
+                <w:sz w:val="17"/>
+                <w:szCs w:val="17"/>
+              </w:rPr>
+              <w:t xml:space="preserve">0</w:t>
+            </w:r>
+          </w:p>
+        </w:tc>
+      </w:tr>
+      <w:tr xmlns:wp14="http://schemas.microsoft.com/office/word/2010/wordml" wp14:textId="77777777">
+        <w:trPr>
+          <w:cantSplit/>
+        </w:trPr>
+        <w:tc>
+          <w:tcPr>
+            <w:tcW w:w="4226" w:type="dxa"/>
+            <w:tcBorders>
+              <w:top w:val="single" w:color="BFC7D3" w:sz="4"/>
+              <w:left w:val="single" w:color="BFC7D3" w:sz="4"/>
+              <w:bottom w:val="single" w:color="BFC7D3" w:sz="4"/>
+              <w:right w:val="single" w:color="BFC7D3" w:sz="4"/>
+            </w:tcBorders>
+            <w:tcMar>
+              <w:top w:w="60" w:type="dxa"/>
+              <w:left w:w="100" w:type="dxa"/>
+              <w:bottom w:w="60" w:type="dxa"/>
+              <w:right w:w="100" w:type="dxa"/>
+            </w:tcMar>
+          </w:tcPr>
+          <w:p wp14:textId="77777777">
+            <w:pPr>
+              <w:spacing w:after="0" w:line="240" w:lineRule="auto"/>
+            </w:pPr>
+            <w:r>
+              <w:rPr>
+                <w:sz w:val="17"/>
+                <w:szCs w:val="17"/>
+                <w:lang w:val="de-DE"/>
+              </w:rPr>
+              <w:t xml:space="preserve">Current local UUIDv8; shared key, rows already labelled</w:t>
+            </w:r>
+          </w:p>
+        </w:tc>
+        <w:tc>
+          <w:tcPr>
+            <w:tcW w:w="1600" w:type="dxa"/>
+            <w:tcBorders>
+              <w:top w:val="single" w:color="BFC7D3" w:sz="4"/>
+              <w:left w:val="single" w:color="BFC7D3" w:sz="4"/>
+              <w:bottom w:val="single" w:color="BFC7D3" w:sz="4"/>
+              <w:right w:val="single" w:color="BFC7D3" w:sz="4"/>
+            </w:tcBorders>
+            <w:tcMar>
+              <w:top w:w="60" w:type="dxa"/>
+              <w:left w:w="100" w:type="dxa"/>
+              <w:bottom w:w="60" w:type="dxa"/>
+              <w:right w:w="100" w:type="dxa"/>
+            </w:tcMar>
+          </w:tcPr>
+          <w:p wp14:textId="77777777">
+            <w:pPr>
+              <w:spacing w:after="0" w:line="240"/>
+            </w:pPr>
+            <w:r>
+              <w:rPr>
+                <w:sz w:val="17"/>
+                <w:szCs w:val="17"/>
+              </w:rPr>
+              <w:t xml:space="preserve">192</w:t>
+            </w:r>
+          </w:p>
+        </w:tc>
+        <w:tc>
+          <w:tcPr>
+            <w:tcW w:w="1800" w:type="dxa"/>
+            <w:tcBorders>
+              <w:top w:val="single" w:color="BFC7D3" w:sz="4"/>
+              <w:left w:val="single" w:color="BFC7D3" w:sz="4"/>
+              <w:bottom w:val="single" w:color="BFC7D3" w:sz="4"/>
+              <w:right w:val="single" w:color="BFC7D3" w:sz="4"/>
+            </w:tcBorders>
+            <w:tcMar>
+              <w:top w:w="60" w:type="dxa"/>
+              <w:left w:w="100" w:type="dxa"/>
+              <w:bottom w:w="60" w:type="dxa"/>
+              <w:right w:w="100" w:type="dxa"/>
+            </w:tcMar>
+          </w:tcPr>
+          <w:p wp14:textId="77777777">
+            <w:pPr>
+              <w:spacing w:after="0" w:line="240"/>
+            </w:pPr>
+            <w:r>
+              <w:rPr>
+                <w:sz w:val="17"/>
+                <w:szCs w:val="17"/>
+              </w:rPr>
+              <w:t xml:space="preserve">0</w:t>
+            </w:r>
+          </w:p>
+        </w:tc>
+        <w:tc>
+          <w:tcPr>
+            <w:tcW w:w="1400" w:type="dxa"/>
+            <w:tcBorders>
+              <w:top w:val="single" w:color="BFC7D3" w:sz="4"/>
+              <w:left w:val="single" w:color="BFC7D3" w:sz="4"/>
+              <w:bottom w:val="single" w:color="BFC7D3" w:sz="4"/>
+              <w:right w:val="single" w:color="BFC7D3" w:sz="4"/>
+            </w:tcBorders>
+            <w:tcMar>
+              <w:top w:w="60" w:type="dxa"/>
+              <w:left w:w="100" w:type="dxa"/>
+              <w:bottom w:w="60" w:type="dxa"/>
+              <w:right w:w="100" w:type="dxa"/>
+            </w:tcMar>
+          </w:tcPr>
+          <w:p wp14:textId="77777777">
+            <w:pPr>
+              <w:spacing w:after="0" w:line="240"/>
+            </w:pPr>
+            <w:r>
+              <w:rPr>
+                <w:sz w:val="17"/>
+                <w:szCs w:val="17"/>
+              </w:rPr>
+              <w:t xml:space="preserve">0</w:t>
+            </w:r>
+          </w:p>
+        </w:tc>
+      </w:tr>
+      <w:tr xmlns:wp14="http://schemas.microsoft.com/office/word/2010/wordml" wp14:textId="77777777">
+        <w:trPr>
+          <w:cantSplit/>
+        </w:trPr>
+        <w:tc>
+          <w:tcPr>
+            <w:tcW w:w="4226" w:type="dxa"/>
+            <w:tcBorders>
+              <w:top w:val="single" w:color="BFC7D3" w:sz="4"/>
+              <w:left w:val="single" w:color="BFC7D3" w:sz="4"/>
+              <w:bottom w:val="single" w:color="BFC7D3" w:sz="4"/>
+              <w:right w:val="single" w:color="BFC7D3" w:sz="4"/>
+            </w:tcBorders>
+            <w:tcMar>
+              <w:top w:w="60" w:type="dxa"/>
+              <w:left w:w="100" w:type="dxa"/>
+              <w:bottom w:w="60" w:type="dxa"/>
+              <w:right w:w="100" w:type="dxa"/>
+            </w:tcMar>
+          </w:tcPr>
+          <w:p wp14:textId="77777777">
+            <w:pPr>
+              <w:spacing w:after="0" w:line="240" w:lineRule="auto"/>
+            </w:pPr>
+            <w:r>
+              <w:rPr>
+                <w:sz w:val="17"/>
+                <w:szCs w:val="17"/>
+                <w:lang w:val="de-DE"/>
+              </w:rPr>
+              <w:t xml:space="preserve">Current hub UUIDv8; shared key, rows already labelled</w:t>
             </w:r>
           </w:p>
         </w:tc>
@@ -2449,19 +3425,19 @@
         <w:rPr>
           <w:lang w:val="en-US"/>
         </w:rPr>
+        <w:t xml:space="preserve">The current local and hub UUID mappings each produced 192 token matches, 144 additional correct assignments and 12 false assignments with the shared identity key exposed. One independent centre key gave 96, 72 and 6. The same key enables all three deterministic stages, so no local UUID table is required for candidate testing in this model. False assignments reflect incomplete auxiliary knowledge about people with identical demographics. No-key and wrong-key controls gave zero; this is not proof of anonymity against other auxiliary information. Newly created identities under each key generation were tested, not historical random UUIDs or rotation of already persisted identifiers. All 45 cases were replayed and independently rescored, with matching outcomes excluding timing and memory. Evidence: scripts/reidentification/evidence/uuid_mapping/; method and limits: scripts/reidentification/REPORT.md. Deleting original metadata or adding a keyed transform does not itself establish irreversible anonymisation.</w:t>
+      </w:r>
+      <w:r>
+        <w:rPr>
+          <w:lang w:val="en-US"/>
+        </w:rPr>
+        <w:t/>
+      </w:r>
+      <w:r>
+        <w:rPr>
+          <w:lang w:val="en-US"/>
+        </w:rPr>
         <w:t xml:space="preserve"/>
-      </w:r>
-      <w:r>
-        <w:rPr>
-          <w:lang w:val="en-US"/>
-        </w:rPr>
-        <w:t/>
-      </w:r>
-      <w:r>
-        <w:rPr>
-          <w:lang w:val="en-US"/>
-        </w:rPr>
-        <w:t xml:space="preserve">These historical observations concern identity-hash rows that remain at the source. They illustrate key-exposure risk, not anonymity of hub data. For newly derived patient UUIDs, knowledge of the relevant secret generation and centre context permits testing demographic candidates through the patient hash, local UUID and hub pseudonym functions. A local UUID table is no longer always needed. Deleting original metadata or adding a second keyed transform does not itself establish GDPR compliance or irreversible anonymisation.</w:t>
       </w:r>
       <w:r>
         <w:rPr>
@@ -2652,16 +3628,788 @@
         <w:rPr>
           <w:lang w:val="en-US"/>
         </w:rPr>
-        <w:t xml:space="preserve">Both local and hub UUIDs are treated as pseudonymous personal data. The EDPB Guidelines 01/2025 consultation text supports keyed one-way transformations and deterministic linkage only where necessary and lawful; it calls for limiting linkage scope and separating secrets from protected recipients [30, §§88–89, 107–109, 115–125]. This design does not establish a legal basis. The controller must specify purposes, recipients, access, retention and secret custody; deleting identifiers alone is insufficient. Cross-controller secret sharing introduces additional exposure. Recipient attribution also depends on released content and auxiliary information [14–20].</w:t>
-      </w:r>
-    </w:p>
-    <w:p xmlns:wp14="http://schemas.microsoft.com/office/word/2010/wordml" wp14:textId="77777777">
+        <w:t xml:space="preserve">Local identifiers remain personal data for sites holding attribution information. Hub-derived identifiers are pseudonyms by construction; whether the received dataset is personal for a particular recipient requires a separate identifiability assessment. The January 2025 EDPB consultation guidance [30] is read alongside the later EDPS v SRB judgment [14]. Sections 4.1–4.2 state the German health-data grounds and the recipient-relative argument without assuming that a UUID algorithm alone establishes either lawfulness or anonymity.</w:t>
+      </w:r>
+    </w:p>
+    <w:p xmlns:wp14="http://schemas.microsoft.com/office/word/2010/wordml" wp14:textId="77777777">
+      <w:pPr>
+        <w:pStyle w:val="Heading2"/>
+      </w:pPr>
+      <w:r>
+        <w:t xml:space="preserve">4.1. Why the design can support lawful health-data processing in Germany</w:t>
+      </w:r>
+    </w:p>
+    <w:p xmlns:wp14="http://schemas.microsoft.com/office/word/2010/wordml" wp14:textId="65EE6840">
       <w:pPr>
         <w:spacing w:after="120" w:line="276" w:lineRule="auto"/>
         <w:jc w:val="both"/>
       </w:pPr>
       <w:r>
         <w:rPr>
+          <w:lang w:val="en-US"/>
+        </w:rPr>
+        <w:t/>
+      </w:r>
+      <w:r>
+        <w:rPr>
+          <w:lang w:val="en-US"/>
+        </w:rPr>
+        <w:t xml:space="preserve"/>
+      </w:r>
+      <w:r>
+        <w:rPr>
+          <w:lang w:val="en-US"/>
+        </w:rPr>
+        <w:t xml:space="preserve"/>
+      </w:r>
+      <w:r>
+        <w:rPr>
+          <w:lang w:val="en-US"/>
+        </w:rPr>
+        <w:t xml:space="preserve">Deployment facts supplied for this revision are Germany, use for both patient care and scientific research, and a controller agreement requiring site-local pseudonym storage, retained linkage and no export of reversible pseudonyms. The agreement itself has not been inspected. These facts support the separation design; they do not identify the applicable statutory basis or establish compliance of every processing operation.</w:t>
+      </w:r>
+      <w:r>
+        <w:rPr>
+          <w:lang w:val="en-US"/>
+        </w:rPr>
+        <w:t/>
+      </w:r>
+      <w:r>
+        <w:rPr>
+          <w:lang w:val="en-US"/>
+        </w:rPr>
+        <w:t xml:space="preserve"/>
+      </w:r>
+      <w:r>
+        <w:rPr>
+          <w:lang w:val="en-US"/>
+        </w:rPr>
+        <w:t/>
+      </w:r>
+      <w:r>
+        <w:rPr>
+          <w:lang w:val="en-US"/>
+        </w:rPr>
+        <w:t xml:space="preserve"/>
+      </w:r>
+      <w:r>
+        <w:rPr>
+          <w:lang w:val="en-US"/>
+        </w:rPr>
+        <w:t xml:space="preserve"/>
+      </w:r>
+      <w:r>
+        <w:rPr>
+          <w:lang w:val="en-US"/>
+        </w:rPr>
+        <w:t/>
+      </w:r>
+      <w:r>
+        <w:rPr>
+          <w:lang w:val="en-US"/>
+        </w:rPr>
+        <w:t xml:space="preserve"/>
+      </w:r>
+      <w:r>
+        <w:rPr>
+          <w:lang w:val="en-US"/>
+        </w:rPr>
+        <w:t/>
+      </w:r>
+      <w:r>
+        <w:rPr>
+          <w:lang w:val="en-US"/>
+        </w:rPr>
+        <w:t xml:space="preserve"/>
+      </w:r>
+    </w:p>
+    <w:p xmlns:wp14="http://schemas.microsoft.com/office/word/2010/wordml" wp14:textId="65EE6840">
+      <w:pPr>
+        <w:spacing w:after="120" w:line="276" w:lineRule="auto"/>
+        <w:jc w:val="both"/>
+      </w:pPr>
+      <w:r>
+        <w:rPr>
+          <w:lang w:val="en-US"/>
+        </w:rPr>
+        <w:t/>
+      </w:r>
+      <w:r>
+        <w:rPr>
+          <w:lang w:val="en-US"/>
+        </w:rPr>
+        <w:t xml:space="preserve"/>
+      </w:r>
+      <w:r>
+        <w:rPr>
+          <w:lang w:val="en-US"/>
+        </w:rPr>
+        <w:t xml:space="preserve"/>
+      </w:r>
+      <w:r>
+        <w:rPr>
+          <w:lang w:val="en-US"/>
+        </w:rPr>
+        <w:t xml:space="preserve">Care and research must be assessed separately. Personal health-data processing requires an Article 6 basis and an Article 9(2) exception. Necessary care may use Article 9(2)(h), subject to professional secrecy under Article 9(3), with an applicable Article 6 ground. Research may rely on valid explicit consent, or Article 9(2)(j) with applicable legislation and a separate Article 6 ground. A care basis does not automatically authorise hub research. Articles 25, 32 and 89 support safeguards; they are not independent permissions [17].</w:t>
+      </w:r>
+      <w:r>
+        <w:rPr>
+          <w:lang w:val="en-US"/>
+        </w:rPr>
+        <w:t/>
+      </w:r>
+      <w:r>
+        <w:rPr>
+          <w:lang w:val="en-US"/>
+        </w:rPr>
+        <w:t xml:space="preserve"/>
+      </w:r>
+      <w:r>
+        <w:rPr>
+          <w:lang w:val="en-US"/>
+        </w:rPr>
+        <w:t/>
+      </w:r>
+      <w:r>
+        <w:rPr>
+          <w:lang w:val="en-US"/>
+        </w:rPr>
+        <w:t xml:space="preserve"/>
+      </w:r>
+      <w:r>
+        <w:rPr>
+          <w:lang w:val="en-US"/>
+        </w:rPr>
+        <w:t xml:space="preserve"/>
+      </w:r>
+      <w:r>
+        <w:rPr>
+          <w:lang w:val="en-US"/>
+        </w:rPr>
+        <w:t/>
+      </w:r>
+      <w:r>
+        <w:rPr>
+          <w:lang w:val="en-US"/>
+        </w:rPr>
+        <w:t xml:space="preserve"/>
+      </w:r>
+      <w:r>
+        <w:rPr>
+          <w:lang w:val="en-US"/>
+        </w:rPr>
+        <w:t/>
+      </w:r>
+      <w:r>
+        <w:rPr>
+          <w:lang w:val="en-US"/>
+        </w:rPr>
+        <w:t xml:space="preserve"/>
+      </w:r>
+    </w:p>
+    <w:p xmlns:wp14="http://schemas.microsoft.com/office/word/2010/wordml" wp14:textId="65EE6840">
+      <w:pPr>
+        <w:spacing w:after="120" w:line="276" w:lineRule="auto"/>
+        <w:jc w:val="both"/>
+      </w:pPr>
+      <w:r>
+        <w:rPr>
+          <w:lang w:val="en-US"/>
+        </w:rPr>
+        <w:t/>
+      </w:r>
+      <w:r>
+        <w:rPr>
+          <w:lang w:val="en-US"/>
+        </w:rPr>
+        <w:t xml:space="preserve"/>
+      </w:r>
+      <w:r>
+        <w:rPr>
+          <w:lang w:val="en-US"/>
+        </w:rPr>
+        <w:t xml:space="preserve"/>
+      </w:r>
+      <w:r>
+        <w:rPr>
+          <w:lang w:val="en-US"/>
+        </w:rPr>
+        <w:t xml:space="preserve">Where the BDSG applies, §22(1)(1)(b) supports necessary care processing under professional confidentiality, while §22(2) expressly includes access restrictions, pseudonymisation and encryption as safeguards [31]. For research without consent, §27(1) requires necessity and a substantial predominance of the controller’s research interests over exclusion interests. Section 27(3) requires anonymisation as soon as the research purpose permits, subject to legitimate interests of the person, and separate storage of attribution features until then [32]. Applicability depends on the institution and any governing Land, hospital or sector-specific law; the conditions cannot be inferred from a controller agreement.</w:t>
+      </w:r>
+      <w:r>
+        <w:rPr>
+          <w:lang w:val="en-US"/>
+        </w:rPr>
+        <w:t/>
+      </w:r>
+      <w:r>
+        <w:rPr>
+          <w:lang w:val="en-US"/>
+        </w:rPr>
+        <w:t xml:space="preserve"/>
+      </w:r>
+      <w:r>
+        <w:rPr>
+          <w:lang w:val="en-US"/>
+        </w:rPr>
+        <w:t/>
+      </w:r>
+      <w:r>
+        <w:rPr>
+          <w:lang w:val="en-US"/>
+        </w:rPr>
+        <w:t xml:space="preserve"/>
+      </w:r>
+      <w:r>
+        <w:rPr>
+          <w:lang w:val="en-US"/>
+        </w:rPr>
+        <w:t xml:space="preserve"/>
+      </w:r>
+      <w:r>
+        <w:rPr>
+          <w:lang w:val="en-US"/>
+        </w:rPr>
+        <w:t/>
+      </w:r>
+      <w:r>
+        <w:rPr>
+          <w:lang w:val="en-US"/>
+        </w:rPr>
+        <w:t xml:space="preserve"/>
+      </w:r>
+      <w:r>
+        <w:rPr>
+          <w:lang w:val="en-US"/>
+        </w:rPr>
+        <w:t/>
+      </w:r>
+      <w:r>
+        <w:rPr>
+          <w:lang w:val="en-US"/>
+        </w:rPr>
+        <w:t xml:space="preserve"/>
+      </w:r>
+    </w:p>
+    <w:p xmlns:wp14="http://schemas.microsoft.com/office/word/2010/wordml" wp14:textId="65EE6840">
+      <w:pPr>
+        <w:spacing w:after="120" w:line="276" w:lineRule="auto"/>
+        <w:jc w:val="both"/>
+      </w:pPr>
+      <w:r>
+        <w:rPr>
+          <w:lang w:val="en-US"/>
+        </w:rPr>
+        <w:t/>
+      </w:r>
+      <w:r>
+        <w:rPr>
+          <w:lang w:val="en-US"/>
+        </w:rPr>
+        <w:t xml:space="preserve"/>
+      </w:r>
+      <w:r>
+        <w:rPr>
+          <w:lang w:val="en-US"/>
+        </w:rPr>
+        <w:t xml:space="preserve"/>
+      </w:r>
+      <w:r>
+        <w:rPr>
+          <w:lang w:val="en-US"/>
+        </w:rPr>
+        <w:t xml:space="preserve">The concrete necessity argument is that repeated examinations must be associated to evaluate longitudinal outcomes without disclosing identity inputs to the research recipient. Centre-scoped local derivation and separate hub derivation support that purpose. Determinism is an implementation choice, not proof that unrestricted centre-wide linkage is necessary. Care and research access should remain purpose-separated; a narrower study-specific scope should be used where sufficient. Retaining linkage indefinitely or across unrelated projects is not justified by the present research objective.</w:t>
+      </w:r>
+      <w:r>
+        <w:rPr>
+          <w:lang w:val="en-US"/>
+        </w:rPr>
+        <w:t/>
+      </w:r>
+      <w:r>
+        <w:rPr>
+          <w:lang w:val="en-US"/>
+        </w:rPr>
+        <w:t xml:space="preserve"/>
+      </w:r>
+      <w:r>
+        <w:rPr>
+          <w:lang w:val="en-US"/>
+        </w:rPr>
+        <w:t/>
+      </w:r>
+      <w:r>
+        <w:rPr>
+          <w:lang w:val="en-US"/>
+        </w:rPr>
+        <w:t xml:space="preserve"/>
+      </w:r>
+      <w:r>
+        <w:rPr>
+          <w:lang w:val="en-US"/>
+        </w:rPr>
+        <w:t xml:space="preserve"/>
+      </w:r>
+      <w:r>
+        <w:rPr>
+          <w:lang w:val="en-US"/>
+        </w:rPr>
+        <w:t/>
+      </w:r>
+      <w:r>
+        <w:rPr>
+          <w:lang w:val="en-US"/>
+        </w:rPr>
+        <w:t xml:space="preserve"/>
+      </w:r>
+      <w:r>
+        <w:rPr>
+          <w:lang w:val="en-US"/>
+        </w:rPr>
+        <w:t/>
+      </w:r>
+      <w:r>
+        <w:rPr>
+          <w:lang w:val="en-US"/>
+        </w:rPr>
+        <w:t xml:space="preserve"/>
+      </w:r>
+    </w:p>
+    <w:p xmlns:wp14="http://schemas.microsoft.com/office/word/2010/wordml" wp14:textId="65EE6840">
+      <w:pPr>
+        <w:spacing w:after="120" w:line="276" w:lineRule="auto"/>
+        <w:jc w:val="both"/>
+      </w:pPr>
+      <w:r>
+        <w:rPr>
+          <w:lang w:val="en-US"/>
+        </w:rPr>
+        <w:t/>
+      </w:r>
+      <w:r>
+        <w:rPr>
+          <w:lang w:val="en-US"/>
+        </w:rPr>
+        <w:t xml:space="preserve"/>
+      </w:r>
+      <w:r>
+        <w:rPr>
+          <w:lang w:val="en-US"/>
+        </w:rPr>
+        <w:t xml:space="preserve"/>
+      </w:r>
+      <w:r>
+        <w:rPr>
+          <w:lang w:val="en-US"/>
+        </w:rPr>
+        <w:t xml:space="preserve">The reported agreement provides an organisational basis for keeping local mappings and secrets at sites. Actual roles determine whether Article 26 joint controllership or Article 28 processing arrangements apply [17,20]. Its “reversible pseudonyms” restriction must be interpreted operationally: absence of decryption does not exclude candidate matching, access through a site, or attribution from clinical content. Hub-specific keyed outputs support the intended separation only if those routes are effectively controlled. The agreement cannot replace the care/research legal grounds.</w:t>
+      </w:r>
+      <w:r>
+        <w:rPr>
+          <w:lang w:val="en-US"/>
+        </w:rPr>
+        <w:t/>
+      </w:r>
+      <w:r>
+        <w:rPr>
+          <w:lang w:val="en-US"/>
+        </w:rPr>
+        <w:t xml:space="preserve"/>
+      </w:r>
+      <w:r>
+        <w:rPr>
+          <w:lang w:val="en-US"/>
+        </w:rPr>
+        <w:t/>
+      </w:r>
+      <w:r>
+        <w:rPr>
+          <w:lang w:val="en-US"/>
+        </w:rPr>
+        <w:t xml:space="preserve"/>
+      </w:r>
+      <w:r>
+        <w:rPr>
+          <w:lang w:val="en-US"/>
+        </w:rPr>
+        <w:t xml:space="preserve"/>
+      </w:r>
+      <w:r>
+        <w:rPr>
+          <w:lang w:val="en-US"/>
+        </w:rPr>
+        <w:t/>
+      </w:r>
+      <w:r>
+        <w:rPr>
+          <w:lang w:val="en-US"/>
+        </w:rPr>
+        <w:t xml:space="preserve"/>
+      </w:r>
+      <w:r>
+        <w:rPr>
+          <w:lang w:val="en-US"/>
+        </w:rPr>
+        <w:t/>
+      </w:r>
+      <w:r>
+        <w:rPr>
+          <w:lang w:val="en-US"/>
+        </w:rPr>
+        <w:t xml:space="preserve"/>
+      </w:r>
+    </w:p>
+    <w:p xmlns:wp14="http://schemas.microsoft.com/office/word/2010/wordml" wp14:textId="77777777">
+      <w:pPr>
+        <w:pStyle w:val="Heading2"/>
+      </w:pPr>
+      <w:r>
+        <w:t xml:space="preserve">4.2. Recipient-relative non-personal data: the hub argument</w:t>
+      </w:r>
+    </w:p>
+    <w:p xmlns:wp14="http://schemas.microsoft.com/office/word/2010/wordml" wp14:textId="65EE6840">
+      <w:pPr>
+        <w:spacing w:after="120" w:line="276" w:lineRule="auto"/>
+        <w:jc w:val="both"/>
+      </w:pPr>
+      <w:r>
+        <w:rPr>
+          <w:lang w:val="en-US"/>
+        </w:rPr>
+        <w:t/>
+      </w:r>
+      <w:r>
+        <w:rPr>
+          <w:lang w:val="en-US"/>
+        </w:rPr>
+        <w:t xml:space="preserve"/>
+      </w:r>
+      <w:r>
+        <w:rPr>
+          <w:lang w:val="en-US"/>
+        </w:rPr>
+        <w:t xml:space="preserve"/>
+      </w:r>
+      <w:r>
+        <w:rPr>
+          <w:lang w:val="en-US"/>
+        </w:rPr>
+        <w:t xml:space="preserve">EDPS v SRB (C-413/23 P, 4 September 2025) interprets Regulation (EU) 2018/1725, whose identifiability reasoning is relevant to GDPR Article 4(1) and recital 26. Pseudonymised data need not be personal for every recipient. Under paragraphs 75–87, effective measures must prevent the recipient from lifting the separation or identifying people through other reasonably likely means, including cross-checking. Site-held additional information alone does not settle the recipient’s position. Paragraphs 100–115 preserve the originating controller’s information duties. This is a recipient-relative assessment, not a new statutory exemption [14].</w:t>
+      </w:r>
+      <w:r>
+        <w:rPr>
+          <w:lang w:val="en-US"/>
+        </w:rPr>
+        <w:t/>
+      </w:r>
+      <w:r>
+        <w:rPr>
+          <w:lang w:val="en-US"/>
+        </w:rPr>
+        <w:t xml:space="preserve"/>
+      </w:r>
+      <w:r>
+        <w:rPr>
+          <w:lang w:val="en-US"/>
+        </w:rPr>
+        <w:t/>
+      </w:r>
+      <w:r>
+        <w:rPr>
+          <w:lang w:val="en-US"/>
+        </w:rPr>
+        <w:t xml:space="preserve"/>
+      </w:r>
+      <w:r>
+        <w:rPr>
+          <w:lang w:val="en-US"/>
+        </w:rPr>
+        <w:t xml:space="preserve"/>
+      </w:r>
+      <w:r>
+        <w:rPr>
+          <w:lang w:val="en-US"/>
+        </w:rPr>
+        <w:t/>
+      </w:r>
+      <w:r>
+        <w:rPr>
+          <w:lang w:val="en-US"/>
+        </w:rPr>
+        <w:t xml:space="preserve"/>
+      </w:r>
+      <w:r>
+        <w:rPr>
+          <w:lang w:val="en-US"/>
+        </w:rPr>
+        <w:t/>
+      </w:r>
+      <w:r>
+        <w:rPr>
+          <w:lang w:val="en-US"/>
+        </w:rPr>
+        <w:t xml:space="preserve"/>
+      </w:r>
+    </w:p>
+    <w:p xmlns:wp14="http://schemas.microsoft.com/office/word/2010/wordml" wp14:textId="65EE6840">
+      <w:pPr>
+        <w:spacing w:after="120" w:line="276" w:lineRule="auto"/>
+        <w:jc w:val="both"/>
+      </w:pPr>
+      <w:r>
+        <w:rPr>
+          <w:lang w:val="en-US"/>
+        </w:rPr>
+        <w:t/>
+      </w:r>
+      <w:r>
+        <w:rPr>
+          <w:lang w:val="en-US"/>
+        </w:rPr>
+        <w:t xml:space="preserve"/>
+      </w:r>
+      <w:r>
+        <w:rPr>
+          <w:lang w:val="en-US"/>
+        </w:rPr>
+        <w:t xml:space="preserve"/>
+      </w:r>
+      <w:r>
+        <w:rPr>
+          <w:lang w:val="en-US"/>
+        </w:rPr>
+        <w:t xml:space="preserve">Applied to the stated design, the affirmative argument is: the sites retain patient hashes, local UUID mappings and secret keys; the hub receives only separately derived identifiers and minimised clinical resources; enforceable arrangements and technical separation deny the hub reasonably likely access to identifying information. If those premises hold for the actual recipient and complete dataset, the data may be non-personal for that hub recipient despite remaining personal for the sites. This inference explains why site-side longitudinal linkage need not preclude recipient-relative anonymity; it does not establish the premises from source code alone.</w:t>
+      </w:r>
+      <w:r>
+        <w:rPr>
+          <w:lang w:val="en-US"/>
+        </w:rPr>
+        <w:t/>
+      </w:r>
+      <w:r>
+        <w:rPr>
+          <w:lang w:val="en-US"/>
+        </w:rPr>
+        <w:t xml:space="preserve"/>
+      </w:r>
+      <w:r>
+        <w:rPr>
+          <w:lang w:val="en-US"/>
+        </w:rPr>
+        <w:t/>
+      </w:r>
+      <w:r>
+        <w:rPr>
+          <w:lang w:val="en-US"/>
+        </w:rPr>
+        <w:t xml:space="preserve"/>
+      </w:r>
+      <w:r>
+        <w:rPr>
+          <w:lang w:val="en-US"/>
+        </w:rPr>
+        <w:t xml:space="preserve"/>
+      </w:r>
+      <w:r>
+        <w:rPr>
+          <w:lang w:val="en-US"/>
+        </w:rPr>
+        <w:t/>
+      </w:r>
+      <w:r>
+        <w:rPr>
+          <w:lang w:val="en-US"/>
+        </w:rPr>
+        <w:t xml:space="preserve"/>
+      </w:r>
+      <w:r>
+        <w:rPr>
+          <w:lang w:val="en-US"/>
+        </w:rPr>
+        <w:t/>
+      </w:r>
+      <w:r>
+        <w:rPr>
+          <w:lang w:val="en-US"/>
+        </w:rPr>
+        <w:t xml:space="preserve"/>
+      </w:r>
+    </w:p>
+    <w:p xmlns:wp14="http://schemas.microsoft.com/office/word/2010/wordml" wp14:textId="65EE6840">
+      <w:pPr>
+        <w:spacing w:after="120" w:line="276" w:lineRule="auto"/>
+        <w:jc w:val="both"/>
+      </w:pPr>
+      <w:r>
+        <w:rPr>
+          <w:lang w:val="en-US"/>
+        </w:rPr>
+        <w:t/>
+      </w:r>
+      <w:r>
+        <w:rPr>
+          <w:lang w:val="en-US"/>
+        </w:rPr>
+        <w:t xml:space="preserve"/>
+      </w:r>
+      <w:r>
+        <w:rPr>
+          <w:lang w:val="en-US"/>
+        </w:rPr>
+        <w:t xml:space="preserve"/>
+      </w:r>
+      <w:r>
+        <w:rPr>
+          <w:lang w:val="en-US"/>
+        </w:rPr>
+        <w:t xml:space="preserve">The assessment concerns the real receiving entity and processing context, not merely a default account permission. For this dual-use hub it must include care workflows, shared administrators, backups, site-query interfaces, available legal or practical access routes, and linkage using dates, rare diagnoses, images or released artifact equality. A research user’s restricted login does not itself make data non-personal for an organisation that can identify patients elsewhere. Separate research processing can support the argument only where effective separation exists. Until demonstrated, the manuscript treats hub data as protected health data operationally. Onward disclosure requires a recipient-specific reassessment [14].</w:t>
+      </w:r>
+      <w:r>
+        <w:rPr>
+          <w:lang w:val="en-US"/>
+        </w:rPr>
+        <w:t/>
+      </w:r>
+      <w:r>
+        <w:rPr>
+          <w:lang w:val="en-US"/>
+        </w:rPr>
+        <w:t xml:space="preserve"/>
+      </w:r>
+      <w:r>
+        <w:rPr>
+          <w:lang w:val="en-US"/>
+        </w:rPr>
+        <w:t/>
+      </w:r>
+      <w:r>
+        <w:rPr>
+          <w:lang w:val="en-US"/>
+        </w:rPr>
+        <w:t xml:space="preserve"/>
+      </w:r>
+      <w:r>
+        <w:rPr>
+          <w:lang w:val="en-US"/>
+        </w:rPr>
+        <w:t xml:space="preserve"/>
+      </w:r>
+      <w:r>
+        <w:rPr>
+          <w:lang w:val="en-US"/>
+        </w:rPr>
+        <w:t/>
+      </w:r>
+      <w:r>
+        <w:rPr>
+          <w:lang w:val="en-US"/>
+        </w:rPr>
+        <w:t xml:space="preserve"/>
+      </w:r>
+      <w:r>
+        <w:rPr>
+          <w:lang w:val="en-US"/>
+        </w:rPr>
+        <w:t/>
+      </w:r>
+      <w:r>
+        <w:rPr>
+          <w:lang w:val="en-US"/>
+        </w:rPr>
+        <w:t xml:space="preserve"/>
+      </w:r>
+    </w:p>
+    <w:p xmlns:wp14="http://schemas.microsoft.com/office/word/2010/wordml" wp14:textId="65EE6840">
+      <w:pPr>
+        <w:spacing w:after="120" w:line="276" w:lineRule="auto"/>
+        <w:jc w:val="both"/>
+      </w:pPr>
+      <w:r>
+        <w:rPr>
+          <w:lang w:val="en-US"/>
+        </w:rPr>
+        <w:t/>
+      </w:r>
+      <w:r>
+        <w:rPr>
+          <w:lang w:val="en-US"/>
+        </w:rPr>
+        <w:t xml:space="preserve"/>
+      </w:r>
+      <w:r>
+        <w:rPr>
+          <w:lang w:val="en-US"/>
+        </w:rPr>
+        <w:t xml:space="preserve"/>
+      </w:r>
+      <w:r>
+        <w:rPr>
+          <w:lang w:val="en-US"/>
+        </w:rPr>
+        <w:t xml:space="preserve">Accordingly, the defensible conclusion is conditional permission for necessary, lawfully based care/research linkage, together with a recipient-relative non-personal-data argument for a demonstrably separated hub recipient. It is not permission derived from a shared secret, a controller agreement or the UUIDv8 format alone. The identified legal ground, separation evidence and scope of longitudinal use belong in the controller’s assessment.</w:t>
+      </w:r>
+      <w:r>
+        <w:rPr>
+          <w:lang w:val="en-US"/>
+        </w:rPr>
+        <w:t/>
+      </w:r>
+      <w:r>
+        <w:rPr>
+          <w:lang w:val="en-US"/>
+        </w:rPr>
+        <w:t xml:space="preserve"/>
+      </w:r>
+      <w:r>
+        <w:rPr>
+          <w:lang w:val="en-US"/>
+        </w:rPr>
+        <w:t/>
+      </w:r>
+      <w:r>
+        <w:rPr>
+          <w:lang w:val="en-US"/>
+        </w:rPr>
+        <w:t xml:space="preserve"/>
+      </w:r>
+      <w:r>
+        <w:rPr>
+          <w:lang w:val="en-US"/>
+        </w:rPr>
+        <w:t xml:space="preserve"/>
+      </w:r>
+      <w:r>
+        <w:rPr>
+          <w:lang w:val="en-US"/>
+        </w:rPr>
+        <w:t/>
+      </w:r>
+      <w:r>
+        <w:rPr>
+          <w:lang w:val="en-US"/>
+        </w:rPr>
+        <w:t xml:space="preserve"/>
+      </w:r>
+      <w:r>
+        <w:rPr>
+          <w:lang w:val="en-US"/>
+        </w:rPr>
+        <w:t/>
+      </w:r>
+      <w:r>
+        <w:rPr>
+          <w:lang w:val="en-US"/>
+        </w:rPr>
+        <w:t xml:space="preserve"/>
+      </w:r>
+    </w:p>
+    <w:p xmlns:wp14="http://schemas.microsoft.com/office/word/2010/wordml" wp14:textId="77777777">
+      <w:pPr>
+        <w:spacing w:after="120" w:line="276" w:lineRule="auto"/>
+        <w:jc w:val="both"/>
+      </w:pPr>
+      <w:r>
+        <w:rPr>
           <w:b w:val="1"/>
           <w:bCs w:val="1"/>
           <w:lang w:val="en-US"/>
@@ -2692,7 +4440,7 @@
         <w:rPr>
           <w:lang w:val="en-US"/>
         </w:rPr>
-        <w:t xml:space="preserve">New hash-based patient imports can obtain consistent local UUIDv8 values within a centre; the hub continues to receive separately derived pseudonyms. Existing identities remain stable. Functional tests support these behaviours, while historic experiments and formal results retain their original scope. The result is controlled pseudonymisation, conditional on lawful use and effective protection of secrets and associated data.</w:t>
+        <w:t xml:space="preserve">New hash-based patient imports can obtain consistent local UUIDv8 values within a centre; the hub receives separately derived pseudonyms. Existing identities remain stable. The German care/research framework can support lawful linkage where its statutory conditions and safeguards are met. Recipient-relative non-personal status is a separate, fact-dependent argument for a hub unable to identify patients, not an inherent UUID property or an exemption for the originating sites. Functional tests and historical proofs do not decide that legal classification.</w:t>
       </w:r>
     </w:p>
     <w:p xmlns:wp14="http://schemas.microsoft.com/office/word/2010/wordml" wp14:textId="77777777">
@@ -3600,6 +5348,54 @@
       </w:r>
       <w:r>
         <w:t xml:space="preserve">30. European Data Protection Board. Guidelines 01/2025 on Pseudonymisation. Adopted 16 January 2025; version for public consultation. Sections 3.1–3.3, especially paragraphs 88–89, 107–109 and 115–125. https://www.edpb.europa.eu/system/files/2025-01/edpb_guidelines_202501_pseudonymisation_en.pdf</w:t>
+      </w:r>
+      <w:r>
+        <w:t xml:space="preserve"/>
+      </w:r>
+      <w:hyperlink w:history="1" r:id="rId1g6wqnpsahhvvjmeltwlc">
+        <w:r>
+          <w:rPr>
+            <w:rStyle w:val="Hyperlink"/>
+          </w:rPr>
+          <w:t xml:space="preserve"/>
+        </w:r>
+      </w:hyperlink>
+    </w:p>
+    <w:p xmlns:wp14="http://schemas.microsoft.com/office/word/2010/wordml" wp14:textId="77777777">
+      <w:pPr>
+        <w:spacing w:after="80" w:line="252"/>
+        <w:ind w:left="360" w:hanging="360"/>
+        <w:jc w:val="left"/>
+      </w:pPr>
+      <w:r>
+        <w:t xml:space="preserve"/>
+      </w:r>
+      <w:r>
+        <w:t xml:space="preserve">31. Bundesdatenschutzgesetz (BDSG), §22, Verarbeitung besonderer Kategorien personenbezogener Daten. Current statutory text consulted 23 October 2026. https://www.gesetze-im-internet.de/bdsg_2018/__22.html</w:t>
+      </w:r>
+      <w:r>
+        <w:t xml:space="preserve"/>
+      </w:r>
+      <w:hyperlink w:history="1" r:id="rId1g6wqnpsahhvvjmeltwlc">
+        <w:r>
+          <w:rPr>
+            <w:rStyle w:val="Hyperlink"/>
+          </w:rPr>
+          <w:t xml:space="preserve"/>
+        </w:r>
+      </w:hyperlink>
+    </w:p>
+    <w:p xmlns:wp14="http://schemas.microsoft.com/office/word/2010/wordml" wp14:textId="77777777">
+      <w:pPr>
+        <w:spacing w:after="80" w:line="252"/>
+        <w:ind w:left="360" w:hanging="360"/>
+        <w:jc w:val="left"/>
+      </w:pPr>
+      <w:r>
+        <w:t xml:space="preserve"/>
+      </w:r>
+      <w:r>
+        <w:t xml:space="preserve">32. Bundesdatenschutzgesetz (BDSG), §27, Datenverarbeitung zu wissenschaftlichen oder historischen Forschungszwecken und zu statistischen Zwecken. Current statutory text consulted 23 October 2026. https://www.gesetze-im-internet.de/bdsg_2018/__27.html</w:t>
       </w:r>
       <w:r>
         <w:t xml:space="preserve"/>
